--- a/_diffusione-opera/PEC_UNICA_FORMALE.docx
+++ b/_diffusione-opera/PEC_UNICA_FORMALE.docx
@@ -29,7 +29,7 @@
           <w:sz w:val="24"/>
           <w:szCs w:val="24"/>
         </w:rPr>
-        <w:t xml:space="preserve">Redatta il 27 agosto 2026. Prodotta con sistemi di intelligenza artificiale sotto direzione e responsabilità umana, come ogni documento di quest'opera.</w:t>
+        <w:t xml:space="preserve">Redatta il 27 agosto 2026, cifre aggiornate alla sesta edizione dello stesso giorno. Prodotta con sistemi di intelligenza artificiale sotto direzione e responsabilità umana, come ogni documento di quest'opera.</w:t>
       </w:r>
     </w:p>
     <w:p>
@@ -593,7 +593,7 @@
           <w:sz w:val="24"/>
           <w:szCs w:val="24"/>
         </w:rPr>
-        <w:t xml:space="preserve">Trasmissione di opera documentale sul caso Moro, prodotta con sistemi di intelligenza artificiale sotto direzione umana — «Aldo Moro. Ottanta anni di Pace», 1.897 pagine, con apparato di verifica e impronta crittografica</w:t>
+        <w:t xml:space="preserve">Trasmissione di opera documentale sul caso Moro, prodotta con sistemi di intelligenza artificiale sotto direzione umana — «Aldo Moro. Ottanta anni di Pace», oltre 2.500 pagine, con apparato di verifica e impronta crittografica</w:t>
       </w:r>
     </w:p>
     <w:p>
@@ -709,7 +709,7 @@
           <w:sz w:val="24"/>
           <w:szCs w:val="24"/>
         </w:rPr>
-        <w:t xml:space="preserve">Un corpus di ricerca storica rilegato in un solo volume di </w:t>
+        <w:t xml:space="preserve">Un corpus di ricerca storica rilegato in un solo volume di oltre </w:t>
       </w:r>
       <w:r>
         <w:rPr>
@@ -719,7 +719,7 @@
           <w:sz w:val="24"/>
           <w:szCs w:val="24"/>
         </w:rPr>
-        <w:t xml:space="preserve">1.897 pagine</w:t>
+        <w:t xml:space="preserve">2.500 pagine</w:t>
       </w:r>
       <w:r>
         <w:rPr>
@@ -791,15 +791,15 @@
           <w:sz w:val="24"/>
           <w:szCs w:val="24"/>
         </w:rPr>
-        <w:t xml:space="preserve">687 riferimenti bibliografici distinti</w:t>
-      </w:r>
-      <w:r>
-        <w:rPr>
-          <w:rFonts w:ascii="Barlow Semi Condensed" w:cs="Barlow Semi Condensed" w:eastAsia="Barlow Semi Condensed" w:hAnsi="Barlow Semi Condensed"/>
-          <w:sz w:val="24"/>
-          <w:szCs w:val="24"/>
-        </w:rPr>
-        <w:t xml:space="preserve"> per 1.042 citazioni su 357 domini, numerati in ordine di apparizione, e </w:t>
+        <w:t xml:space="preserve">736 riferimenti bibliografici distinti</w:t>
+      </w:r>
+      <w:r>
+        <w:rPr>
+          <w:rFonts w:ascii="Barlow Semi Condensed" w:cs="Barlow Semi Condensed" w:eastAsia="Barlow Semi Condensed" w:hAnsi="Barlow Semi Condensed"/>
+          <w:sz w:val="24"/>
+          <w:szCs w:val="24"/>
+        </w:rPr>
+        <w:t xml:space="preserve"> per 1.332 citazioni su 390 domini, numerati in ordine di apparizione, e </w:t>
       </w:r>
       <w:r>
         <w:rPr>
@@ -809,7 +809,7 @@
           <w:sz w:val="24"/>
           <w:szCs w:val="24"/>
         </w:rPr>
-        <w:t xml:space="preserve">161 grafici</w:t>
+        <w:t xml:space="preserve">247 grafici</w:t>
       </w:r>
       <w:r>
         <w:rPr>
@@ -1475,7 +1475,7 @@
                 <w:sz w:val="20"/>
                 <w:szCs w:val="20"/>
               </w:rPr>
-              <w:t xml:space="preserve"> — l'opera, 1.897 pagine</w:t>
+              <w:t xml:space="preserve"> — l'opera, oltre 2.500 pagine</w:t>
             </w:r>
           </w:p>
         </w:tc>
@@ -2419,6 +2419,30 @@
           <w:szCs w:val="24"/>
         </w:rPr>
         <w:t xml:space="preserve">☐ Il limite di peso del proprio gestore PEC è stato verificato</w:t>
+      </w:r>
+    </w:p>
+    <w:p>
+      <w:pPr>
+        <w:pBdr>
+          <w:bottom w:val="single" w:color="999999" w:sz="6" w:space="1"/>
+        </w:pBdr>
+        <w:spacing w:after="80"/>
+      </w:pPr>
+    </w:p>
+    <w:p>
+      <w:pPr>
+        <w:spacing w:after="120" w:line="276"/>
+        <w:jc w:val="both"/>
+      </w:pPr>
+      <w:r>
+        <w:rPr>
+          <w:rFonts w:ascii="Barlow Semi Condensed" w:cs="Barlow Semi Condensed" w:eastAsia="Barlow Semi Condensed" w:hAnsi="Barlow Semi Condensed"/>
+          <w:i/>
+          <w:iCs/>
+          <w:sz w:val="24"/>
+          <w:szCs w:val="24"/>
+        </w:rPr>
+        <w:t xml:space="preserve">Annotazione — Questa PEC unica fu redatta sulle cifre della quarta edizione: 1.897 pagine, 687 riferimenti per 1.042 citazioni su 357 domini, 161 grafici. Sono state sostituite con quelle della sesta. Le vecchie restano scritte qui, perché chi avesse già trasmesso il testo nella redazione anteriore non ha scritto il falso: ha scritto una cosa vera alla propria data. Il conteggio delle pagine è dato in tondo perché questo documento è rilegato nel volume che conta, e la cifra esatta si legge sulla copertina.</w:t>
       </w:r>
     </w:p>
     <w:sectPr>

--- a/_diffusione-opera/PEC_UNICA_FORMALE.docx
+++ b/_diffusione-opera/PEC_UNICA_FORMALE.docx
@@ -1675,7 +1675,7 @@
                 <w:sz w:val="20"/>
                 <w:szCs w:val="20"/>
               </w:rPr>
-              <w:t xml:space="preserve"> la scheda dell'opera e il capitolo campione</w:t>
+              <w:t xml:space="preserve"> la scheda dell'opera e la prima stesura completa del libro</w:t>
             </w:r>
           </w:p>
         </w:tc>

--- a/_diffusione-opera/PEC_UNICA_FORMALE.docx
+++ b/_diffusione-opera/PEC_UNICA_FORMALE.docx
@@ -545,7 +545,7 @@
                 <w:sz w:val="20"/>
                 <w:szCs w:val="20"/>
               </w:rPr>
-              <w:t xml:space="preserve">[DOI Zenodo, da inserire a deposito avvenuto]</w:t>
+              <w:t xml:space="preserve">{{DOI}}</w:t>
             </w:r>
           </w:p>
         </w:tc>
